--- a/SWE-530/Topic 6/Case Study-Bad Software Design RCoon.docx
+++ b/SWE-530/Topic 6/Case Study-Bad Software Design RCoon.docx
@@ -269,7 +269,13 @@
         <w:rPr>
           <w:rFonts w:ascii="Times New Roman" w:hAnsi="Times New Roman" w:cs="Times New Roman"/>
         </w:rPr>
-        <w:t>Imagine a financial services company that developed a customer account management system intended to handle user profiles, transaction processing, and reporting. The original lead developer, who left the organization unexpectedly, had implemented the system without a clear architectural vision. The codebase was monolithic, with tightly coupled components and no clear separation of concerns. This lack of modularity meant that even minor changes required extensive debugging and testing, often taking weeks to complete and involving significant risk of introducing new bugs.</w:t>
+        <w:t>A</w:t>
+      </w:r>
+      <w:r>
+        <w:rPr>
+          <w:rFonts w:ascii="Times New Roman" w:hAnsi="Times New Roman" w:cs="Times New Roman"/>
+        </w:rPr>
+        <w:t xml:space="preserve"> financial services company that developed a customer account management system intended to handle user profiles, transaction processing, and reporting. The original lead developer, who left the organization unexpectedly, had implemented the system without a clear architectural vision. The codebase was monolithic, with tightly coupled components and no clear separation of concerns. This lack of modularity meant that even minor changes required extensive debugging and testing, often taking weeks to complete and involving significant risk of introducing new bugs.</w:t>
       </w:r>
     </w:p>
     <w:p>
@@ -330,6 +336,7 @@
       <w:r>
         <w:rPr>
           <w:rFonts w:ascii="Times New Roman" w:hAnsi="Times New Roman" w:cs="Times New Roman"/>
+          <w:noProof/>
         </w:rPr>
         <w:drawing>
           <wp:inline distT="0" distB="0" distL="0" distR="0" wp14:anchorId="11560023" wp14:editId="204F841D">
@@ -446,14 +453,12 @@
         </w:rPr>
         <w:t xml:space="preserve">If </w:t>
       </w:r>
-      <w:proofErr w:type="gramStart"/>
-      <w:r>
-        <w:rPr>
-          <w:rFonts w:ascii="Times New Roman" w:hAnsi="Times New Roman" w:cs="Times New Roman"/>
-        </w:rPr>
-        <w:t>an architecture</w:t>
-      </w:r>
-      <w:proofErr w:type="gramEnd"/>
+      <w:r>
+        <w:rPr>
+          <w:rFonts w:ascii="Times New Roman" w:hAnsi="Times New Roman" w:cs="Times New Roman"/>
+        </w:rPr>
+        <w:t>architecture</w:t>
+      </w:r>
       <w:r>
         <w:rPr>
           <w:rFonts w:ascii="Times New Roman" w:hAnsi="Times New Roman" w:cs="Times New Roman"/>
@@ -465,21 +470,31 @@
           <w:rFonts w:ascii="Times New Roman" w:hAnsi="Times New Roman" w:cs="Times New Roman"/>
         </w:rPr>
         <w:lastRenderedPageBreak/>
-        <w:t xml:space="preserve">modularity, which are critical for isolating bugs, enabling independent module evolution, and facilitating parallel development (Bass, Clements, &amp; </w:t>
-      </w:r>
-      <w:proofErr w:type="spellStart"/>
-      <w:r>
-        <w:rPr>
-          <w:rFonts w:ascii="Times New Roman" w:hAnsi="Times New Roman" w:cs="Times New Roman"/>
-        </w:rPr>
-        <w:t>Kazman</w:t>
-      </w:r>
-      <w:proofErr w:type="spellEnd"/>
-      <w:r>
-        <w:rPr>
-          <w:rFonts w:ascii="Times New Roman" w:hAnsi="Times New Roman" w:cs="Times New Roman"/>
-        </w:rPr>
-        <w:t>, 2012).</w:t>
+        <w:t>modularity, which are critical for isolating bugs, enabling independent module evolution, and facilitating parallel development (Bass</w:t>
+      </w:r>
+      <w:r>
+        <w:rPr>
+          <w:rFonts w:ascii="Times New Roman" w:hAnsi="Times New Roman" w:cs="Times New Roman"/>
+        </w:rPr>
+        <w:t xml:space="preserve"> et al.</w:t>
+      </w:r>
+      <w:r>
+        <w:rPr>
+          <w:rFonts w:ascii="Times New Roman" w:hAnsi="Times New Roman" w:cs="Times New Roman"/>
+        </w:rPr>
+        <w:t>, 20</w:t>
+      </w:r>
+      <w:r>
+        <w:rPr>
+          <w:rFonts w:ascii="Times New Roman" w:hAnsi="Times New Roman" w:cs="Times New Roman"/>
+        </w:rPr>
+        <w:t>21</w:t>
+      </w:r>
+      <w:r>
+        <w:rPr>
+          <w:rFonts w:ascii="Times New Roman" w:hAnsi="Times New Roman" w:cs="Times New Roman"/>
+        </w:rPr>
+        <w:t>).</w:t>
       </w:r>
     </w:p>
     <w:p>
@@ -584,14 +599,12 @@
         </w:rPr>
         <w:t xml:space="preserve">One of the most glaring issues was the lack of proper documentation. There was no formal architecture documentation, and code comments were sparse, outdated, or non-existent. Many functions lacked descriptive comments, and complex business logic was undocumented, forcing developers to spend excessive time </w:t>
       </w:r>
-      <w:proofErr w:type="gramStart"/>
-      <w:r>
-        <w:rPr>
-          <w:rFonts w:ascii="Times New Roman" w:hAnsi="Times New Roman" w:cs="Times New Roman"/>
-        </w:rPr>
-        <w:t>reverse-engineering</w:t>
-      </w:r>
-      <w:proofErr w:type="gramEnd"/>
+      <w:r>
+        <w:rPr>
+          <w:rFonts w:ascii="Times New Roman" w:hAnsi="Times New Roman" w:cs="Times New Roman"/>
+        </w:rPr>
+        <w:t>reverse engineering</w:t>
+      </w:r>
       <w:r>
         <w:rPr>
           <w:rFonts w:ascii="Times New Roman" w:hAnsi="Times New Roman" w:cs="Times New Roman"/>
@@ -637,14 +650,12 @@
         <w:lastRenderedPageBreak/>
         <w:t xml:space="preserve">inline comments that explain not only what the code </w:t>
       </w:r>
-      <w:proofErr w:type="gramStart"/>
-      <w:r>
-        <w:rPr>
-          <w:rFonts w:ascii="Times New Roman" w:hAnsi="Times New Roman" w:cs="Times New Roman"/>
-        </w:rPr>
-        <w:t>does</w:t>
-      </w:r>
-      <w:proofErr w:type="gramEnd"/>
+      <w:r>
+        <w:rPr>
+          <w:rFonts w:ascii="Times New Roman" w:hAnsi="Times New Roman" w:cs="Times New Roman"/>
+        </w:rPr>
+        <w:t>does,</w:t>
+      </w:r>
       <w:r>
         <w:rPr>
           <w:rFonts w:ascii="Times New Roman" w:hAnsi="Times New Roman" w:cs="Times New Roman"/>
@@ -712,14 +723,12 @@
         </w:rPr>
         <w:t xml:space="preserve">The system failed to satisfy several critical quality attributes, which directly </w:t>
       </w:r>
-      <w:proofErr w:type="gramStart"/>
-      <w:r>
-        <w:rPr>
-          <w:rFonts w:ascii="Times New Roman" w:hAnsi="Times New Roman" w:cs="Times New Roman"/>
-        </w:rPr>
-        <w:t>impacted</w:t>
-      </w:r>
-      <w:proofErr w:type="gramEnd"/>
+      <w:r>
+        <w:rPr>
+          <w:rFonts w:ascii="Times New Roman" w:hAnsi="Times New Roman" w:cs="Times New Roman"/>
+        </w:rPr>
+        <w:t>impacted on</w:t>
+      </w:r>
       <w:r>
         <w:rPr>
           <w:rFonts w:ascii="Times New Roman" w:hAnsi="Times New Roman" w:cs="Times New Roman"/>
@@ -742,39 +751,27 @@
       <w:r>
         <w:rPr>
           <w:rFonts w:ascii="Times New Roman" w:hAnsi="Times New Roman" w:cs="Times New Roman"/>
-          <w:b/>
-          <w:bCs/>
-        </w:rPr>
-        <w:t>Maintainability:</w:t>
-      </w:r>
-      <w:r>
-        <w:rPr>
-          <w:rFonts w:ascii="Times New Roman" w:hAnsi="Times New Roman" w:cs="Times New Roman"/>
-        </w:rPr>
-        <w:t xml:space="preserve"> The tight coupling and lack of modularity made maintenance costly and </w:t>
-      </w:r>
-      <w:proofErr w:type="gramStart"/>
-      <w:r>
-        <w:rPr>
-          <w:rFonts w:ascii="Times New Roman" w:hAnsi="Times New Roman" w:cs="Times New Roman"/>
-        </w:rPr>
-        <w:t>error-prone</w:t>
-      </w:r>
-      <w:proofErr w:type="gramEnd"/>
-      <w:r>
-        <w:rPr>
-          <w:rFonts w:ascii="Times New Roman" w:hAnsi="Times New Roman" w:cs="Times New Roman"/>
-        </w:rPr>
-        <w:t xml:space="preserve">. Changes in one module often </w:t>
-      </w:r>
-      <w:proofErr w:type="gramStart"/>
-      <w:r>
-        <w:rPr>
-          <w:rFonts w:ascii="Times New Roman" w:hAnsi="Times New Roman" w:cs="Times New Roman"/>
-        </w:rPr>
-        <w:t>required</w:t>
-      </w:r>
-      <w:proofErr w:type="gramEnd"/>
+        </w:rPr>
+        <w:t>Maintainability</w:t>
+      </w:r>
+      <w:r>
+        <w:rPr>
+          <w:rFonts w:ascii="Times New Roman" w:hAnsi="Times New Roman" w:cs="Times New Roman"/>
+        </w:rPr>
+        <w:t xml:space="preserve"> -</w:t>
+      </w:r>
+      <w:r>
+        <w:rPr>
+          <w:rFonts w:ascii="Times New Roman" w:hAnsi="Times New Roman" w:cs="Times New Roman"/>
+        </w:rPr>
+        <w:t xml:space="preserve"> The tight coupling and lack of modularity made maintenance costly and error-prone. Changes in one module often </w:t>
+      </w:r>
+      <w:r>
+        <w:rPr>
+          <w:rFonts w:ascii="Times New Roman" w:hAnsi="Times New Roman" w:cs="Times New Roman"/>
+        </w:rPr>
+        <w:t>require</w:t>
+      </w:r>
       <w:r>
         <w:rPr>
           <w:rFonts w:ascii="Times New Roman" w:hAnsi="Times New Roman" w:cs="Times New Roman"/>
@@ -797,10 +794,14 @@
       <w:r>
         <w:rPr>
           <w:rFonts w:ascii="Times New Roman" w:hAnsi="Times New Roman" w:cs="Times New Roman"/>
-          <w:b/>
-          <w:bCs/>
-        </w:rPr>
-        <w:t>Reliability:</w:t>
+        </w:rPr>
+        <w:t>Reliability</w:t>
+      </w:r>
+      <w:r>
+        <w:rPr>
+          <w:rFonts w:ascii="Times New Roman" w:hAnsi="Times New Roman" w:cs="Times New Roman"/>
+        </w:rPr>
+        <w:t xml:space="preserve"> -</w:t>
       </w:r>
       <w:r>
         <w:rPr>
@@ -824,10 +825,14 @@
       <w:r>
         <w:rPr>
           <w:rFonts w:ascii="Times New Roman" w:hAnsi="Times New Roman" w:cs="Times New Roman"/>
-          <w:b/>
-          <w:bCs/>
-        </w:rPr>
-        <w:t>Performance:</w:t>
+        </w:rPr>
+        <w:t>Performance</w:t>
+      </w:r>
+      <w:r>
+        <w:rPr>
+          <w:rFonts w:ascii="Times New Roman" w:hAnsi="Times New Roman" w:cs="Times New Roman"/>
+        </w:rPr>
+        <w:t xml:space="preserve"> -</w:t>
       </w:r>
       <w:r>
         <w:rPr>
@@ -851,10 +856,14 @@
       <w:r>
         <w:rPr>
           <w:rFonts w:ascii="Times New Roman" w:hAnsi="Times New Roman" w:cs="Times New Roman"/>
-          <w:b/>
-          <w:bCs/>
-        </w:rPr>
-        <w:t>Testability:</w:t>
+        </w:rPr>
+        <w:t>Testability</w:t>
+      </w:r>
+      <w:r>
+        <w:rPr>
+          <w:rFonts w:ascii="Times New Roman" w:hAnsi="Times New Roman" w:cs="Times New Roman"/>
+        </w:rPr>
+        <w:t xml:space="preserve"> -</w:t>
       </w:r>
       <w:r>
         <w:rPr>
@@ -996,11 +1005,15 @@
       <w:r>
         <w:rPr>
           <w:rFonts w:ascii="Times New Roman" w:hAnsi="Times New Roman" w:cs="Times New Roman"/>
-          <w:b/>
-          <w:bCs/>
         </w:rPr>
         <w:lastRenderedPageBreak/>
-        <w:t>Establish a Formal Software Architecture:</w:t>
+        <w:t>Establish a Formal Software Architecture</w:t>
+      </w:r>
+      <w:r>
+        <w:rPr>
+          <w:rFonts w:ascii="Times New Roman" w:hAnsi="Times New Roman" w:cs="Times New Roman"/>
+        </w:rPr>
+        <w:t xml:space="preserve"> -</w:t>
       </w:r>
       <w:r>
         <w:rPr>
@@ -1024,10 +1037,14 @@
       <w:r>
         <w:rPr>
           <w:rFonts w:ascii="Times New Roman" w:hAnsi="Times New Roman" w:cs="Times New Roman"/>
-          <w:b/>
-          <w:bCs/>
-        </w:rPr>
-        <w:t>Improve Documentation Practices:</w:t>
+        </w:rPr>
+        <w:t>Improve Documentation Practices</w:t>
+      </w:r>
+      <w:r>
+        <w:rPr>
+          <w:rFonts w:ascii="Times New Roman" w:hAnsi="Times New Roman" w:cs="Times New Roman"/>
+        </w:rPr>
+        <w:t xml:space="preserve"> -</w:t>
       </w:r>
       <w:r>
         <w:rPr>
@@ -1051,10 +1068,14 @@
       <w:r>
         <w:rPr>
           <w:rFonts w:ascii="Times New Roman" w:hAnsi="Times New Roman" w:cs="Times New Roman"/>
-          <w:b/>
-          <w:bCs/>
-        </w:rPr>
-        <w:t>Implement Automated Testing and CI/CD:</w:t>
+        </w:rPr>
+        <w:t>Implement Automated Testing and CI/CD</w:t>
+      </w:r>
+      <w:r>
+        <w:rPr>
+          <w:rFonts w:ascii="Times New Roman" w:hAnsi="Times New Roman" w:cs="Times New Roman"/>
+        </w:rPr>
+        <w:t xml:space="preserve"> -</w:t>
       </w:r>
       <w:r>
         <w:rPr>
@@ -1078,10 +1099,14 @@
       <w:r>
         <w:rPr>
           <w:rFonts w:ascii="Times New Roman" w:hAnsi="Times New Roman" w:cs="Times New Roman"/>
-          <w:b/>
-          <w:bCs/>
-        </w:rPr>
-        <w:t>Refactor Legacy Code:</w:t>
+        </w:rPr>
+        <w:t>Refactor Legacy Code</w:t>
+      </w:r>
+      <w:r>
+        <w:rPr>
+          <w:rFonts w:ascii="Times New Roman" w:hAnsi="Times New Roman" w:cs="Times New Roman"/>
+        </w:rPr>
+        <w:t xml:space="preserve"> -</w:t>
       </w:r>
       <w:r>
         <w:rPr>
@@ -1105,10 +1130,14 @@
       <w:r>
         <w:rPr>
           <w:rFonts w:ascii="Times New Roman" w:hAnsi="Times New Roman" w:cs="Times New Roman"/>
-          <w:b/>
-          <w:bCs/>
-        </w:rPr>
-        <w:t>Enforce Coding Standards and Code Reviews:</w:t>
+        </w:rPr>
+        <w:t>Enforce Coding Standards and Code Reviews</w:t>
+      </w:r>
+      <w:r>
+        <w:rPr>
+          <w:rFonts w:ascii="Times New Roman" w:hAnsi="Times New Roman" w:cs="Times New Roman"/>
+        </w:rPr>
+        <w:t xml:space="preserve"> -</w:t>
       </w:r>
       <w:r>
         <w:rPr>
@@ -1132,10 +1161,14 @@
       <w:r>
         <w:rPr>
           <w:rFonts w:ascii="Times New Roman" w:hAnsi="Times New Roman" w:cs="Times New Roman"/>
-          <w:b/>
-          <w:bCs/>
-        </w:rPr>
-        <w:t>Invest in Training and Knowledge Transfer:</w:t>
+        </w:rPr>
+        <w:t>Invest in Training and Knowledge Transfer</w:t>
+      </w:r>
+      <w:r>
+        <w:rPr>
+          <w:rFonts w:ascii="Times New Roman" w:hAnsi="Times New Roman" w:cs="Times New Roman"/>
+        </w:rPr>
+        <w:t xml:space="preserve"> -</w:t>
       </w:r>
       <w:r>
         <w:rPr>
@@ -1159,208 +1192,212 @@
       <w:r>
         <w:rPr>
           <w:rFonts w:ascii="Times New Roman" w:hAnsi="Times New Roman" w:cs="Times New Roman"/>
+        </w:rPr>
+        <w:t>Adopt Agile Methodologies</w:t>
+      </w:r>
+      <w:r>
+        <w:rPr>
+          <w:rFonts w:ascii="Times New Roman" w:hAnsi="Times New Roman" w:cs="Times New Roman"/>
+        </w:rPr>
+        <w:t xml:space="preserve"> -</w:t>
+      </w:r>
+      <w:r>
+        <w:rPr>
+          <w:rFonts w:ascii="Times New Roman" w:hAnsi="Times New Roman" w:cs="Times New Roman"/>
+        </w:rPr>
+        <w:t> Use agile development practices to encourage iterative improvements, frequent feedback, and adaptability.</w:t>
+      </w:r>
+    </w:p>
+    <w:p>
+      <w:pPr>
+        <w:spacing w:line="480" w:lineRule="auto"/>
+        <w:ind w:firstLine="360"/>
+        <w:jc w:val="both"/>
+        <w:rPr>
+          <w:rFonts w:ascii="Times New Roman" w:hAnsi="Times New Roman" w:cs="Times New Roman"/>
+        </w:rPr>
+      </w:pPr>
+      <w:r>
+        <w:rPr>
+          <w:rFonts w:ascii="Times New Roman" w:hAnsi="Times New Roman" w:cs="Times New Roman"/>
+        </w:rPr>
+        <w:t>By focusing on these priorities, the organization can transform its software development process, reduce technical debt, and deliver more reliable and maintainable systems.</w:t>
+      </w:r>
+    </w:p>
+    <w:p>
+      <w:pPr>
+        <w:spacing w:line="480" w:lineRule="auto"/>
+        <w:ind w:firstLine="720"/>
+        <w:jc w:val="both"/>
+        <w:rPr>
+          <w:rFonts w:ascii="Times New Roman" w:hAnsi="Times New Roman" w:cs="Times New Roman"/>
+        </w:rPr>
+      </w:pPr>
+      <w:r>
+        <w:rPr>
+          <w:rFonts w:ascii="Times New Roman" w:hAnsi="Times New Roman" w:cs="Times New Roman"/>
+        </w:rPr>
+        <w:t xml:space="preserve">Working through a bad software design is a challenging but common experience in software engineering. The described scenario highlights how poor architectural decisions, lack of documentation, and inadequate quality assurance can create a nightmare for development teams </w:t>
+      </w:r>
+      <w:r>
+        <w:rPr>
+          <w:rFonts w:ascii="Times New Roman" w:hAnsi="Times New Roman" w:cs="Times New Roman"/>
+        </w:rPr>
+        <w:lastRenderedPageBreak/>
+        <w:t>and stakeholders alike. Addressing these issues requires a holistic approach involving architecture redesign, improved documentation, rigorous testing, and a culture of professionalism and accountability. By implementing these recommendations, organizations can mitigate risks, enhance software quality, and better serve their customers and stakeholders.</w:t>
+      </w:r>
+    </w:p>
+    <w:p>
+      <w:pPr>
+        <w:spacing w:line="480" w:lineRule="auto"/>
+        <w:jc w:val="both"/>
+        <w:rPr>
+          <w:rFonts w:ascii="Times New Roman" w:hAnsi="Times New Roman" w:cs="Times New Roman"/>
+        </w:rPr>
+      </w:pPr>
+    </w:p>
+    <w:p>
+      <w:pPr>
+        <w:spacing w:line="480" w:lineRule="auto"/>
+        <w:jc w:val="both"/>
+        <w:rPr>
+          <w:rFonts w:ascii="Times New Roman" w:hAnsi="Times New Roman" w:cs="Times New Roman"/>
+        </w:rPr>
+      </w:pPr>
+    </w:p>
+    <w:p>
+      <w:pPr>
+        <w:spacing w:line="480" w:lineRule="auto"/>
+        <w:jc w:val="both"/>
+        <w:rPr>
+          <w:rFonts w:ascii="Times New Roman" w:hAnsi="Times New Roman" w:cs="Times New Roman"/>
+        </w:rPr>
+      </w:pPr>
+    </w:p>
+    <w:p>
+      <w:pPr>
+        <w:spacing w:line="480" w:lineRule="auto"/>
+        <w:jc w:val="both"/>
+        <w:rPr>
+          <w:rFonts w:ascii="Times New Roman" w:hAnsi="Times New Roman" w:cs="Times New Roman"/>
+        </w:rPr>
+      </w:pPr>
+    </w:p>
+    <w:p>
+      <w:pPr>
+        <w:spacing w:line="480" w:lineRule="auto"/>
+        <w:jc w:val="both"/>
+        <w:rPr>
+          <w:rFonts w:ascii="Times New Roman" w:hAnsi="Times New Roman" w:cs="Times New Roman"/>
+        </w:rPr>
+      </w:pPr>
+    </w:p>
+    <w:p>
+      <w:pPr>
+        <w:spacing w:line="480" w:lineRule="auto"/>
+        <w:jc w:val="both"/>
+        <w:rPr>
+          <w:rFonts w:ascii="Times New Roman" w:hAnsi="Times New Roman" w:cs="Times New Roman"/>
+        </w:rPr>
+      </w:pPr>
+    </w:p>
+    <w:p>
+      <w:pPr>
+        <w:spacing w:line="480" w:lineRule="auto"/>
+        <w:jc w:val="both"/>
+        <w:rPr>
+          <w:rFonts w:ascii="Times New Roman" w:hAnsi="Times New Roman" w:cs="Times New Roman"/>
+        </w:rPr>
+      </w:pPr>
+    </w:p>
+    <w:p>
+      <w:pPr>
+        <w:spacing w:line="480" w:lineRule="auto"/>
+        <w:jc w:val="both"/>
+        <w:rPr>
+          <w:rFonts w:ascii="Times New Roman" w:hAnsi="Times New Roman" w:cs="Times New Roman"/>
+        </w:rPr>
+      </w:pPr>
+    </w:p>
+    <w:p>
+      <w:pPr>
+        <w:spacing w:line="480" w:lineRule="auto"/>
+        <w:jc w:val="both"/>
+        <w:rPr>
+          <w:rFonts w:ascii="Times New Roman" w:hAnsi="Times New Roman" w:cs="Times New Roman"/>
+        </w:rPr>
+      </w:pPr>
+    </w:p>
+    <w:p>
+      <w:pPr>
+        <w:spacing w:line="480" w:lineRule="auto"/>
+        <w:jc w:val="both"/>
+        <w:rPr>
+          <w:rFonts w:ascii="Times New Roman" w:hAnsi="Times New Roman" w:cs="Times New Roman"/>
+        </w:rPr>
+      </w:pPr>
+    </w:p>
+    <w:p>
+      <w:pPr>
+        <w:spacing w:line="480" w:lineRule="auto"/>
+        <w:jc w:val="both"/>
+        <w:rPr>
+          <w:rFonts w:ascii="Times New Roman" w:hAnsi="Times New Roman" w:cs="Times New Roman"/>
+        </w:rPr>
+      </w:pPr>
+    </w:p>
+    <w:p>
+      <w:pPr>
+        <w:spacing w:line="480" w:lineRule="auto"/>
+        <w:jc w:val="both"/>
+        <w:rPr>
+          <w:rFonts w:ascii="Times New Roman" w:hAnsi="Times New Roman" w:cs="Times New Roman"/>
+        </w:rPr>
+      </w:pPr>
+    </w:p>
+    <w:p>
+      <w:pPr>
+        <w:spacing w:line="480" w:lineRule="auto"/>
+        <w:jc w:val="both"/>
+        <w:rPr>
+          <w:rFonts w:ascii="Times New Roman" w:hAnsi="Times New Roman" w:cs="Times New Roman"/>
+        </w:rPr>
+      </w:pPr>
+    </w:p>
+    <w:p>
+      <w:pPr>
+        <w:spacing w:line="480" w:lineRule="auto"/>
+        <w:jc w:val="both"/>
+        <w:rPr>
+          <w:rFonts w:ascii="Times New Roman" w:hAnsi="Times New Roman" w:cs="Times New Roman"/>
+        </w:rPr>
+      </w:pPr>
+    </w:p>
+    <w:p>
+      <w:pPr>
+        <w:spacing w:line="480" w:lineRule="auto"/>
+        <w:jc w:val="both"/>
+        <w:rPr>
+          <w:rFonts w:ascii="Times New Roman" w:hAnsi="Times New Roman" w:cs="Times New Roman"/>
+        </w:rPr>
+      </w:pPr>
+    </w:p>
+    <w:p>
+      <w:pPr>
+        <w:spacing w:line="480" w:lineRule="auto"/>
+        <w:jc w:val="both"/>
+        <w:rPr>
+          <w:rFonts w:ascii="Times New Roman" w:hAnsi="Times New Roman" w:cs="Times New Roman"/>
           <w:b/>
           <w:bCs/>
         </w:rPr>
-        <w:t>Adopt Agile Methodologies:</w:t>
-      </w:r>
-      <w:r>
-        <w:rPr>
-          <w:rFonts w:ascii="Times New Roman" w:hAnsi="Times New Roman" w:cs="Times New Roman"/>
-        </w:rPr>
-        <w:t> Use agile development practices to encourage iterative improvements, frequent feedback, and adaptability.</w:t>
-      </w:r>
-    </w:p>
-    <w:p>
-      <w:pPr>
-        <w:spacing w:line="480" w:lineRule="auto"/>
-        <w:ind w:firstLine="360"/>
-        <w:jc w:val="both"/>
-        <w:rPr>
-          <w:rFonts w:ascii="Times New Roman" w:hAnsi="Times New Roman" w:cs="Times New Roman"/>
-        </w:rPr>
-      </w:pPr>
-      <w:r>
-        <w:rPr>
-          <w:rFonts w:ascii="Times New Roman" w:hAnsi="Times New Roman" w:cs="Times New Roman"/>
-        </w:rPr>
-        <w:t>By focusing on these priorities, the organization can transform its software development process, reduce technical debt, and deliver more reliable and maintainable systems.</w:t>
-      </w:r>
-    </w:p>
-    <w:p>
-      <w:pPr>
-        <w:spacing w:line="480" w:lineRule="auto"/>
-        <w:ind w:firstLine="720"/>
-        <w:jc w:val="both"/>
-        <w:rPr>
-          <w:rFonts w:ascii="Times New Roman" w:hAnsi="Times New Roman" w:cs="Times New Roman"/>
-        </w:rPr>
-      </w:pPr>
-      <w:r>
-        <w:rPr>
-          <w:rFonts w:ascii="Times New Roman" w:hAnsi="Times New Roman" w:cs="Times New Roman"/>
-        </w:rPr>
-        <w:t xml:space="preserve">Working through a bad software design is a challenging but common experience in software engineering. The described scenario highlights how poor architectural decisions, lack of documentation, and inadequate quality assurance can create a nightmare for development teams </w:t>
-      </w:r>
-      <w:r>
-        <w:rPr>
-          <w:rFonts w:ascii="Times New Roman" w:hAnsi="Times New Roman" w:cs="Times New Roman"/>
-        </w:rPr>
-        <w:lastRenderedPageBreak/>
-        <w:t>and stakeholders alike. Addressing these issues requires a holistic approach involving architecture redesign, improved documentation, rigorous testing, and a culture of professionalism and accountability. By implementing these recommendations, organizations can mitigate risks, enhance software quality, and better serve their customers and stakeholders.</w:t>
-      </w:r>
-    </w:p>
-    <w:p>
-      <w:pPr>
-        <w:spacing w:line="480" w:lineRule="auto"/>
-        <w:jc w:val="both"/>
-        <w:rPr>
-          <w:rFonts w:ascii="Times New Roman" w:hAnsi="Times New Roman" w:cs="Times New Roman"/>
-        </w:rPr>
-      </w:pPr>
-    </w:p>
-    <w:p>
-      <w:pPr>
-        <w:spacing w:line="480" w:lineRule="auto"/>
-        <w:jc w:val="both"/>
-        <w:rPr>
-          <w:rFonts w:ascii="Times New Roman" w:hAnsi="Times New Roman" w:cs="Times New Roman"/>
-        </w:rPr>
-      </w:pPr>
-    </w:p>
-    <w:p>
-      <w:pPr>
-        <w:spacing w:line="480" w:lineRule="auto"/>
-        <w:jc w:val="both"/>
-        <w:rPr>
-          <w:rFonts w:ascii="Times New Roman" w:hAnsi="Times New Roman" w:cs="Times New Roman"/>
-        </w:rPr>
-      </w:pPr>
-    </w:p>
-    <w:p>
-      <w:pPr>
-        <w:spacing w:line="480" w:lineRule="auto"/>
-        <w:jc w:val="both"/>
-        <w:rPr>
-          <w:rFonts w:ascii="Times New Roman" w:hAnsi="Times New Roman" w:cs="Times New Roman"/>
-        </w:rPr>
-      </w:pPr>
-    </w:p>
-    <w:p>
-      <w:pPr>
-        <w:spacing w:line="480" w:lineRule="auto"/>
-        <w:jc w:val="both"/>
-        <w:rPr>
-          <w:rFonts w:ascii="Times New Roman" w:hAnsi="Times New Roman" w:cs="Times New Roman"/>
-        </w:rPr>
-      </w:pPr>
-    </w:p>
-    <w:p>
-      <w:pPr>
-        <w:spacing w:line="480" w:lineRule="auto"/>
-        <w:jc w:val="both"/>
-        <w:rPr>
-          <w:rFonts w:ascii="Times New Roman" w:hAnsi="Times New Roman" w:cs="Times New Roman"/>
-        </w:rPr>
-      </w:pPr>
-    </w:p>
-    <w:p>
-      <w:pPr>
-        <w:spacing w:line="480" w:lineRule="auto"/>
-        <w:jc w:val="both"/>
-        <w:rPr>
-          <w:rFonts w:ascii="Times New Roman" w:hAnsi="Times New Roman" w:cs="Times New Roman"/>
-        </w:rPr>
-      </w:pPr>
-    </w:p>
-    <w:p>
-      <w:pPr>
-        <w:spacing w:line="480" w:lineRule="auto"/>
-        <w:jc w:val="both"/>
-        <w:rPr>
-          <w:rFonts w:ascii="Times New Roman" w:hAnsi="Times New Roman" w:cs="Times New Roman"/>
-        </w:rPr>
-      </w:pPr>
-    </w:p>
-    <w:p>
-      <w:pPr>
-        <w:spacing w:line="480" w:lineRule="auto"/>
-        <w:jc w:val="both"/>
-        <w:rPr>
-          <w:rFonts w:ascii="Times New Roman" w:hAnsi="Times New Roman" w:cs="Times New Roman"/>
-        </w:rPr>
-      </w:pPr>
-    </w:p>
-    <w:p>
-      <w:pPr>
-        <w:spacing w:line="480" w:lineRule="auto"/>
-        <w:jc w:val="both"/>
-        <w:rPr>
-          <w:rFonts w:ascii="Times New Roman" w:hAnsi="Times New Roman" w:cs="Times New Roman"/>
-        </w:rPr>
-      </w:pPr>
-    </w:p>
-    <w:p>
-      <w:pPr>
-        <w:spacing w:line="480" w:lineRule="auto"/>
-        <w:jc w:val="both"/>
-        <w:rPr>
-          <w:rFonts w:ascii="Times New Roman" w:hAnsi="Times New Roman" w:cs="Times New Roman"/>
-        </w:rPr>
-      </w:pPr>
-    </w:p>
-    <w:p>
-      <w:pPr>
-        <w:spacing w:line="480" w:lineRule="auto"/>
-        <w:jc w:val="both"/>
-        <w:rPr>
-          <w:rFonts w:ascii="Times New Roman" w:hAnsi="Times New Roman" w:cs="Times New Roman"/>
-        </w:rPr>
-      </w:pPr>
-    </w:p>
-    <w:p>
-      <w:pPr>
-        <w:spacing w:line="480" w:lineRule="auto"/>
-        <w:jc w:val="both"/>
-        <w:rPr>
-          <w:rFonts w:ascii="Times New Roman" w:hAnsi="Times New Roman" w:cs="Times New Roman"/>
-        </w:rPr>
-      </w:pPr>
-    </w:p>
-    <w:p>
-      <w:pPr>
-        <w:spacing w:line="480" w:lineRule="auto"/>
-        <w:jc w:val="both"/>
-        <w:rPr>
-          <w:rFonts w:ascii="Times New Roman" w:hAnsi="Times New Roman" w:cs="Times New Roman"/>
-        </w:rPr>
-      </w:pPr>
-    </w:p>
-    <w:p>
-      <w:pPr>
-        <w:spacing w:line="480" w:lineRule="auto"/>
-        <w:jc w:val="both"/>
-        <w:rPr>
-          <w:rFonts w:ascii="Times New Roman" w:hAnsi="Times New Roman" w:cs="Times New Roman"/>
-        </w:rPr>
-      </w:pPr>
-    </w:p>
-    <w:p>
-      <w:pPr>
-        <w:spacing w:line="480" w:lineRule="auto"/>
-        <w:jc w:val="both"/>
+      </w:pPr>
+      <w:r>
         <w:rPr>
           <w:rFonts w:ascii="Times New Roman" w:hAnsi="Times New Roman" w:cs="Times New Roman"/>
           <w:b/>
           <w:bCs/>
         </w:rPr>
-      </w:pPr>
-      <w:r>
-        <w:rPr>
-          <w:rFonts w:ascii="Times New Roman" w:hAnsi="Times New Roman" w:cs="Times New Roman"/>
-          <w:b/>
-          <w:bCs/>
-        </w:rPr>
         <w:lastRenderedPageBreak/>
         <w:t>References</w:t>
       </w:r>
@@ -1368,30 +1405,17 @@
     <w:p>
       <w:pPr>
         <w:spacing w:line="480" w:lineRule="auto"/>
-        <w:jc w:val="both"/>
-        <w:rPr>
-          <w:rFonts w:ascii="Times New Roman" w:hAnsi="Times New Roman" w:cs="Times New Roman"/>
-        </w:rPr>
-      </w:pPr>
-      <w:r>
-        <w:rPr>
-          <w:rFonts w:ascii="Times New Roman" w:hAnsi="Times New Roman" w:cs="Times New Roman"/>
-        </w:rPr>
-        <w:t xml:space="preserve">Bass, L., Clements, P., &amp; </w:t>
-      </w:r>
-      <w:proofErr w:type="spellStart"/>
-      <w:r>
-        <w:rPr>
-          <w:rFonts w:ascii="Times New Roman" w:hAnsi="Times New Roman" w:cs="Times New Roman"/>
-        </w:rPr>
-        <w:t>Kazman</w:t>
-      </w:r>
-      <w:proofErr w:type="spellEnd"/>
-      <w:r>
-        <w:rPr>
-          <w:rFonts w:ascii="Times New Roman" w:hAnsi="Times New Roman" w:cs="Times New Roman"/>
-        </w:rPr>
-        <w:t>, R. (2012). </w:t>
+        <w:ind w:left="720" w:hanging="720"/>
+        <w:jc w:val="both"/>
+        <w:rPr>
+          <w:rFonts w:ascii="Times New Roman" w:hAnsi="Times New Roman" w:cs="Times New Roman"/>
+        </w:rPr>
+      </w:pPr>
+      <w:r>
+        <w:rPr>
+          <w:rFonts w:ascii="Times New Roman" w:hAnsi="Times New Roman" w:cs="Times New Roman"/>
+        </w:rPr>
+        <w:t xml:space="preserve">Association for Computing Machinery. (2018, June 22). </w:t>
       </w:r>
       <w:r>
         <w:rPr>
@@ -1399,28 +1423,43 @@
           <w:i/>
           <w:iCs/>
         </w:rPr>
-        <w:t>Software Architecture in Practice</w:t>
-      </w:r>
-      <w:r>
-        <w:rPr>
-          <w:rFonts w:ascii="Times New Roman" w:hAnsi="Times New Roman" w:cs="Times New Roman"/>
-        </w:rPr>
-        <w:t> (3rd ed.). Addison-Wesley.</w:t>
-      </w:r>
-    </w:p>
-    <w:p>
-      <w:pPr>
-        <w:spacing w:line="480" w:lineRule="auto"/>
-        <w:jc w:val="both"/>
-        <w:rPr>
-          <w:rFonts w:ascii="Times New Roman" w:hAnsi="Times New Roman" w:cs="Times New Roman"/>
-        </w:rPr>
-      </w:pPr>
-      <w:r>
-        <w:rPr>
-          <w:rFonts w:ascii="Times New Roman" w:hAnsi="Times New Roman" w:cs="Times New Roman"/>
-        </w:rPr>
-        <w:t>Association for Computing Machinery (ACM). (2018). </w:t>
+        <w:t>ACM Code of Ethics and Professional Conduct</w:t>
+      </w:r>
+      <w:r>
+        <w:rPr>
+          <w:rFonts w:ascii="Times New Roman" w:hAnsi="Times New Roman" w:cs="Times New Roman"/>
+        </w:rPr>
+        <w:t>. Association for Computing Machinery. https://www.acm.org/code-of-ethics</w:t>
+      </w:r>
+    </w:p>
+    <w:p>
+      <w:pPr>
+        <w:spacing w:line="480" w:lineRule="auto"/>
+        <w:ind w:left="720" w:hanging="720"/>
+        <w:jc w:val="both"/>
+        <w:rPr>
+          <w:rFonts w:ascii="Times New Roman" w:hAnsi="Times New Roman" w:cs="Times New Roman"/>
+        </w:rPr>
+      </w:pPr>
+      <w:r>
+        <w:rPr>
+          <w:rFonts w:ascii="Times New Roman" w:hAnsi="Times New Roman" w:cs="Times New Roman"/>
+        </w:rPr>
+        <w:t xml:space="preserve">Bass, L., Clements, P., &amp; </w:t>
+      </w:r>
+      <w:proofErr w:type="spellStart"/>
+      <w:r>
+        <w:rPr>
+          <w:rFonts w:ascii="Times New Roman" w:hAnsi="Times New Roman" w:cs="Times New Roman"/>
+        </w:rPr>
+        <w:t>Kazman</w:t>
+      </w:r>
+      <w:proofErr w:type="spellEnd"/>
+      <w:r>
+        <w:rPr>
+          <w:rFonts w:ascii="Times New Roman" w:hAnsi="Times New Roman" w:cs="Times New Roman"/>
+        </w:rPr>
+        <w:t xml:space="preserve">, R. (2021). </w:t>
       </w:r>
       <w:r>
         <w:rPr>
@@ -1428,13 +1467,13 @@
           <w:i/>
           <w:iCs/>
         </w:rPr>
-        <w:t>ACM Code of Ethics and Professional Conduct</w:t>
-      </w:r>
-      <w:r>
-        <w:rPr>
-          <w:rFonts w:ascii="Times New Roman" w:hAnsi="Times New Roman" w:cs="Times New Roman"/>
-        </w:rPr>
-        <w:t>. https://www.acm.org/code-of-ethics</w:t>
+        <w:t>Software Architecture In Practice.</w:t>
+      </w:r>
+      <w:r>
+        <w:rPr>
+          <w:rFonts w:ascii="Times New Roman" w:hAnsi="Times New Roman" w:cs="Times New Roman"/>
+        </w:rPr>
+        <w:t xml:space="preserve"> Addison-Wesley.</w:t>
       </w:r>
     </w:p>
     <w:p>
